--- a/Final_Submission/01_Bulk_Experimental_Reports/NAM_Bulk_Spectral_Analysis.docx
+++ b/Final_Submission/01_Bulk_Experimental_Reports/NAM_Bulk_Spectral_Analysis.docx
@@ -23,7 +23,7 @@
           <w:color w:val="404040"/>
           <w:sz w:val="23"/>
         </w:rPr>
-        <w:t>Reference spectrum of the neat powder on a glass slide</w:t>
+        <w:t>Reference spectrum of the bulk pure biomarker</w:t>
       </w:r>
     </w:p>
     <w:p>
@@ -44,7 +44,7 @@
     </w:p>
     <w:p>
       <w:r>
-        <w:t>N-acetylmuramic acid (NAM) is a sugar unit of the bacterial cell-wall peptidoglycan (a Gram-positive and Gram-negative cell-wall marker). Its Raman fingerprint was established from 15 spectra of the neat powder recorded at one setting (90 % of maximum laser power, 30 s integration, 5 accumulations), out of 311 NAM spectra measured at many powers and integration times. The spectrum is dominated by a group of sharp peaks between 450 and 1130 cm⁻¹ at 541, 829, 871, 929, 955, 1023, 1127 cm⁻¹ (main peaks) and is highly reproducible: every main peak is present in all 15 spectra and the signal-to-noise ratio of the strongest peaks is above 40.</w:t>
+        <w:t>N-acetylmuramic acid (NAM) is a sugar unit of the bacterial cell-wall peptidoglycan (a Gram-positive and Gram-negative cell-wall marker). Its Raman fingerprint was established from 15 spectra of the bulk pure biomarker recorded at one setting (90 % of maximum laser power, 30 s integration, 5 accumulations), out of 311 NAM spectra measured at many powers and integration times. The spectrum is dominated by a group of sharp peaks between 450 and 1130 cm⁻¹ at 541, 829, 871, 929, 955, 1023, 1127 cm⁻¹ (main peaks) and is highly reproducible: every main peak is present in all 15 spectra and the signal-to-noise ratio of the strongest peaks is above 40.</w:t>
       </w:r>
     </w:p>
     <w:p>
@@ -62,7 +62,7 @@
     </w:p>
     <w:p>
       <w:r>
-        <w:t>To record a reliable, repeatable Raman spectrum of N-acetylmuramic acid (NAM) as a neat powder, to identify its characteristic peaks, and to confirm that those peaks come from the molecule and not from the glass slide on which it was measured. This spectrum is the experimental reference for comparison with the molecular simulation and for later detection work.</w:t>
+        <w:t>To record a reliable, repeatable Raman spectrum of N-acetylmuramic acid (NAM) as a bulk pure biomarker, to identify its characteristic peaks, and to confirm that those peaks come from the molecule and not from the glass background of the measurement. This spectrum is the experimental reference for comparison with the molecular simulation and for later detection work.</w:t>
       </w:r>
     </w:p>
     <w:p>
@@ -83,7 +83,7 @@
     </w:p>
     <w:p>
       <w:r>
-        <w:t>Sample: N-acetylmuramic acid powder (Sigma-Aldrich A3007; a mixture of the alpha and beta forms). The powder was placed on a clean glass slide and measured with a 785 nm Raman instrument (B&amp;W Tek i-Raman Plus). Laser power is given as a percentage of the instrument maximum. Reference condition: 90 % of maximum laser power, 30 s integration, 5 accumulations. Each file is one spectrum, averaged over its accumulations; the number of independent measurement spots is stated where it matters.</w:t>
+        <w:t>Sample: N-acetylmuramic acid powder (Sigma-Aldrich A3007; a mixture of the alpha and beta forms). The bulk pure biomarker was measured with a 785 nm Raman instrument (B&amp;W Tek i-Raman Plus). Laser power is given as a percentage of the instrument maximum. Reference condition: 90 % of maximum laser power, 30 s integration, 5 accumulations. Each file is one spectrum, averaged over its accumulations; the number of independent measurement spots is stated where it matters.</w:t>
       </w:r>
     </w:p>
     <w:p>
@@ -251,7 +251,7 @@
         <w:rPr>
           <w:sz w:val="19"/>
         </w:rPr>
-        <w:t>Raman spectra of N-acetylmuramic acid (NAM) powder. Thin lines: each of the 15 spectra; bold line: mean; shaded band: ± 1 standard deviation. Numbers mark the main and supporting peaks. Grey: glass-slide zone.</w:t>
+        <w:t>Raman spectra of bulk pure N-acetylmuramic acid (NAM). Thin lines: each of the 15 spectra; bold line: mean; shaded band: ± 1 standard deviation. Numbers mark the main and supporting peaks. Grey: glass-slide zone.</w:t>
       </w:r>
     </w:p>
     <w:p>
@@ -1373,7 +1373,7 @@
         <w:rPr>
           <w:sz w:val="19"/>
         </w:rPr>
-        <w:t>The sample on glass compared with the glass slide alone. Both curves are normalised; the glass slide was measured at low laser power because at the power used for the sample the glass band exceeds the detector range. Grey: the glass zone; dotted lines mark the NAM peaks.</w:t>
+        <w:t>The bulk sample compared with the glass blank. Both curves are normalised; the glass slide was measured at low laser power because at the power used for the sample the glass band exceeds the detector range. Grey: the glass zone; dotted lines mark the NAM peaks.</w:t>
       </w:r>
     </w:p>
     <w:p>
